--- a/rapports/16_02_2026/BALDE/coh_EQ18_sup_111201040011.docx
+++ b/rapports/16_02_2026/BALDE/coh_EQ18_sup_111201040011.docx
@@ -25,7 +25,7 @@
         <w:br/>
         <w:t>Grappe: 111201040011</w:t>
         <w:br/>
-        <w:t>Date: 16/02/2026 a 12:40</w:t>
+        <w:t>Date: 16/02/2026 a 12:58</w:t>
       </w:r>
     </w:p>
     <w:p/>

--- a/rapports/16_02_2026/BALDE/coh_EQ18_sup_111201040011.docx
+++ b/rapports/16_02_2026/BALDE/coh_EQ18_sup_111201040011.docx
@@ -25,7 +25,7 @@
         <w:br/>
         <w:t>Grappe: 111201040011</w:t>
         <w:br/>
-        <w:t>Date: 16/02/2026 a 12:58</w:t>
+        <w:t>Date: 16/02/2026 a 13:04</w:t>
       </w:r>
     </w:p>
     <w:p/>
@@ -119,7 +119,7 @@
           </w:tcPr>
           <w:p>
             <w:r>
-              <w:t>29</w:t>
+              <w:t>28</w:t>
             </w:r>
           </w:p>
         </w:tc>
@@ -188,6 +188,38 @@
                 <w:color w:val="FFFFFF"/>
               </w:rPr>
               <w:t>Nb erreurs</w:t>
+            </w:r>
+          </w:p>
+        </w:tc>
+      </w:tr>
+      <w:tr>
+        <w:tc>
+          <w:tcPr>
+            <w:tcW w:type="dxa" w:w="3324"/>
+          </w:tcPr>
+          <w:p>
+            <w:r>
+              <w:t>Section0</w:t>
+            </w:r>
+          </w:p>
+        </w:tc>
+        <w:tc>
+          <w:tcPr>
+            <w:tcW w:type="dxa" w:w="3324"/>
+          </w:tcPr>
+          <w:p>
+            <w:r>
+              <w:t>Identification et renseignements de controle</w:t>
+            </w:r>
+          </w:p>
+        </w:tc>
+        <w:tc>
+          <w:tcPr>
+            <w:tcW w:type="dxa" w:w="3324"/>
+          </w:tcPr>
+          <w:p>
+            <w:r>
+              <w:t>12</w:t>
             </w:r>
           </w:p>
         </w:tc>
@@ -295,7 +327,7 @@
           </w:tcPr>
           <w:p>
             <w:r>
-              <w:t>Section0</w:t>
+              <w:t>Section9c</w:t>
             </w:r>
           </w:p>
         </w:tc>
@@ -305,7 +337,7 @@
           </w:tcPr>
           <w:p>
             <w:r>
-              <w:t>Identification et renseignements de controle</w:t>
+              <w:t>Depenses non-alimentaires - 30 jours</w:t>
             </w:r>
           </w:p>
         </w:tc>
@@ -315,7 +347,39 @@
           </w:tcPr>
           <w:p>
             <w:r>
-              <w:t>10</w:t>
+              <w:t>11</w:t>
+            </w:r>
+          </w:p>
+        </w:tc>
+      </w:tr>
+      <w:tr>
+        <w:tc>
+          <w:tcPr>
+            <w:tcW w:type="dxa" w:w="3324"/>
+          </w:tcPr>
+          <w:p>
+            <w:r>
+              <w:t>Section1</w:t>
+            </w:r>
+          </w:p>
+        </w:tc>
+        <w:tc>
+          <w:tcPr>
+            <w:tcW w:type="dxa" w:w="3324"/>
+          </w:tcPr>
+          <w:p>
+            <w:r>
+              <w:t>Caracteristiques des membres</w:t>
+            </w:r>
+          </w:p>
+        </w:tc>
+        <w:tc>
+          <w:tcPr>
+            <w:tcW w:type="dxa" w:w="3324"/>
+          </w:tcPr>
+          <w:p>
+            <w:r>
+              <w:t>9</w:t>
             </w:r>
           </w:p>
         </w:tc>
@@ -359,7 +423,7 @@
           </w:tcPr>
           <w:p>
             <w:r>
-              <w:t>Section9c</w:t>
+              <w:t>Section11</w:t>
             </w:r>
           </w:p>
         </w:tc>
@@ -369,39 +433,7 @@
           </w:tcPr>
           <w:p>
             <w:r>
-              <w:t>Depenses non-alimentaires - 30 jours</w:t>
-            </w:r>
-          </w:p>
-        </w:tc>
-        <w:tc>
-          <w:tcPr>
-            <w:tcW w:type="dxa" w:w="3324"/>
-          </w:tcPr>
-          <w:p>
-            <w:r>
-              <w:t>9</w:t>
-            </w:r>
-          </w:p>
-        </w:tc>
-      </w:tr>
-      <w:tr>
-        <w:tc>
-          <w:tcPr>
-            <w:tcW w:type="dxa" w:w="3324"/>
-          </w:tcPr>
-          <w:p>
-            <w:r>
-              <w:t>Section1</w:t>
-            </w:r>
-          </w:p>
-        </w:tc>
-        <w:tc>
-          <w:tcPr>
-            <w:tcW w:type="dxa" w:w="3324"/>
-          </w:tcPr>
-          <w:p>
-            <w:r>
-              <w:t>Caracteristiques des membres</w:t>
+              <w:t>Caracteristiques logement</w:t>
             </w:r>
           </w:p>
         </w:tc>
@@ -443,39 +475,7 @@
           </w:tcPr>
           <w:p>
             <w:r>
-              <w:t>8</w:t>
-            </w:r>
-          </w:p>
-        </w:tc>
-      </w:tr>
-      <w:tr>
-        <w:tc>
-          <w:tcPr>
-            <w:tcW w:type="dxa" w:w="3324"/>
-          </w:tcPr>
-          <w:p>
-            <w:r>
-              <w:t>Section11</w:t>
-            </w:r>
-          </w:p>
-        </w:tc>
-        <w:tc>
-          <w:tcPr>
-            <w:tcW w:type="dxa" w:w="3324"/>
-          </w:tcPr>
-          <w:p>
-            <w:r>
-              <w:t>Caracteristiques logement</w:t>
-            </w:r>
-          </w:p>
-        </w:tc>
-        <w:tc>
-          <w:tcPr>
-            <w:tcW w:type="dxa" w:w="3324"/>
-          </w:tcPr>
-          <w:p>
-            <w:r>
-              <w:t>8</w:t>
+              <w:t>7</w:t>
             </w:r>
           </w:p>
         </w:tc>
@@ -1039,9 +1039,11 @@
         <w:rPr>
           <w:sz w:val="20"/>
         </w:rPr>
-        <w:t xml:space="preserve">- Attention ! Antenne parabolique / décodeur a été revendu à 5000 Fcfa qui est relativement faible par rapport aux autres prix de revente observés dans cette zone. Prière de corriger ou de confirmer avec le QG. </w:t>
+        <w:t xml:space="preserve">- Attention ! Moto/Vélomoteur/Tricycle à moteur a été revendu à 650000 Fcfa qui est relativement élevé par rapport aux autres prix de revente observés dans cette zone. Prière de corriger ou de confirmer avec le QG. </w:t>
         <w:br/>
-        <w:t>- Attention ! Salon  (Fauteuils et table basse) a été achété à 25000 Fcfa est relativement faible par rapport aux autres prix d'achat observés dans cette zone. Prière de corriger ou de confirmer avec le QG.</w:t>
+        <w:t xml:space="preserve">- Attention ! Salon  (Fauteuils et table basse) a été achété à 25000 Fcfa est relativement faible par rapport aux autres prix d'achat observés dans cette zone. Prière de corriger ou de confirmer avec le QG. </w:t>
+        <w:br/>
+        <w:t>- Attention ! Ventilateur sur pied a été achété à 7000 Fcfa est relativement faible par rapport aux autres prix d'achat observés dans cette zone. Prière de corriger ou de confirmer avec le QG.</w:t>
       </w:r>
     </w:p>
     <w:p>
@@ -1590,7 +1592,7 @@
         <w:rPr>
           <w:sz w:val="20"/>
         </w:rPr>
-        <w:t>- Avertissement!!! Le ménage a consommé 11 Pièce Tres petit de Carpe séchée, cette quantité semble anormale pour une consommation des 7 derniers jours.Prière de corriger ou de confirmer avec le QG. Avertissement!!! Le ménage a consommé 16 Pièce Grand de Capitaine frais, cette quantité semble anormale pour une consommation des 7 derniers jours.Prière de corriger ou de confirmer avec le QG. Avertissement!!! Le ménage a consommé 2 Paquet Petit de Thé en sachet, cette quantité semble anormale pour une consommation des 7 derniers jours.Prière de corriger ou de confirmer avec le QG. Avertissement!! le prix unitaire (100 Fcfa) de Thé en sachet (unité: Paquet) de taille Petit est très faible ou élevé. Prière de corriger ou de confirmer avec le QG. Avertissement!!!Le ménage a consommé 77 Cuillère de Tres petit de Café en poudre soluble  ce qui semble incoherent pour une consommation aucours des 7 derniers jours, prière de verifier et corriger.</w:t>
+        <w:t>- Attention ! Le prix unitaire d'achat (75 Fcfa) de Patate douce en Pièce (Petit) est relativement faible par rapport aux autres prix observés dans cette zone. Prière de corriger ou de confirmer avec le QG. Avertissement!!! Le ménage a consommé 11 Pièce Tres petit de Carpe séchée, cette quantité semble anormale pour une consommation des 7 derniers jours.Prière de corriger ou de confirmer avec le QG. Avertissement!!! Le ménage a consommé 16 Pièce Grand de Capitaine frais, cette quantité semble anormale pour une consommation des 7 derniers jours.Prière de corriger ou de confirmer avec le QG. Avertissement!!! Le ménage a consommé 2 Paquet Petit de Thé en sachet, cette quantité semble anormale pour une consommation des 7 derniers jours.Prière de corriger ou de confirmer avec le QG. Avertissement!! le prix unitaire (100 Fcfa) de Thé en sachet (unité: Paquet) de taille Petit est très faible ou élevé. Prière de corriger ou de confirmer avec le QG. Avertissement!!!Le ménage a consommé 77 Cuillère de Tres petit de Café en poudre soluble  ce qui semble incoherent pour une consommation aucours des 7 derniers jours, prière de verifier et corriger.</w:t>
       </w:r>
     </w:p>
     <w:p>
@@ -2024,6 +2026,27 @@
           <w:color w:val="4672C4"/>
           <w:sz w:val="22"/>
         </w:rPr>
+        <w:t>&gt;&gt; Section0 - Identification et renseignements de controle</w:t>
+      </w:r>
+    </w:p>
+    <w:p>
+      <w:pPr>
+        <w:ind w:left="283"/>
+      </w:pPr>
+      <w:r>
+        <w:rPr>
+          <w:sz w:val="20"/>
+        </w:rPr>
+        <w:t>- Le questionnaire semble ne pas être complètement fini mais le questionnaire est en statut complet, prière de compléter le questionnaire.</w:t>
+      </w:r>
+    </w:p>
+    <w:p>
+      <w:r>
+        <w:rPr>
+          <w:b/>
+          <w:color w:val="4672C4"/>
+          <w:sz w:val="22"/>
+        </w:rPr>
         <w:t>&gt;&gt; Section1 - Caracteristiques des membres</w:t>
       </w:r>
     </w:p>
@@ -2086,7 +2109,7 @@
         <w:br/>
         <w:t xml:space="preserve">- Peu probable! MARIAME DADO SOW  n'arrive pas  à comprendre un petit texte lu dans une langue locale (s02q03). Veuillez corriger ou donner des explications au QG. Peu probable! MARIAME DADO SOW  ne sait ni lire, ni écrire, ni comprendre dans aucune des langues  (s02q01,s02q02,s02q03). Veuillez corriger ou donner des explications au QG. Peu plausible MARIAME DADO SOW fréquente au minimum le fondamental 1 mais ne sait ni lire ni comprendre la langue française, prière de corriger ou de confirmer avec le QG merci. Dans les milieux urbains c'est peu probable de voir une école dont les élèves ou étudiants ne dépensent pas en frais d'uniformes, prière de verifier pour MARIAME DADO SOW et corriger ou confirmer avec le QG. Le montant des frais de cantines ou de restauration pour l'année scolaire de MARIAME DADO SOW est faible ou élevé. veuillez, s'il vous plait, confirmer ces informations avec le QG ou apporter les corrections nécessaires. </w:t>
         <w:br/>
-        <w:t xml:space="preserve">- Peu probable! MOUHAMED GHALY SOW  n'arrive pas  à comprendre un petit texte lu dans une langue locale (s02q03). Veuillez corriger ou donner des explications au QG. Peu probable! MOUHAMED GHALY SOW  ne sait ni lire, ni écrire, ni comprendre dans aucune des langues  (s02q01,s02q02,s02q03). Veuillez corriger ou donner des explications au QG. Peu plausible MOUHAMED GHALY SOW fréquente au minimum le fondamental 1 mais ne sait ni lire ni comprendre la langue française, prière de corriger ou de confirmer avec le QG merci. Avertissement!! MOUHAMED GHALY SOW fréquente au minimum la troisième année de fondamental 1 mais ne sait pas écrire, prière de corriger ou confirmer avec le QG.  Incohérence ! le montant payé de MOUHAMED GHALY SOW pour la cotisation est très faible . veuillez, s'il vous plait, confirmer ces informations avec le QG ou apporter les corrections nécessaires. Dans les milieux urbains c'est peu probable de voir une école dont les élèves ou étudiants ne dépensent pas en frais d'uniformes, prière de verifier pour MOUHAMED GHALY SOW et corriger ou confirmer avec le QG. </w:t>
+        <w:t xml:space="preserve">- Peu probable! MOUHAMED GHALY SOW  n'arrive pas  à comprendre un petit texte lu dans une langue locale (s02q03). Veuillez corriger ou donner des explications au QG. Peu probable! MOUHAMED GHALY SOW  ne sait ni lire, ni écrire, ni comprendre dans aucune des langues  (s02q01,s02q02,s02q03). Veuillez corriger ou donner des explications au QG. Peu plausible MOUHAMED GHALY SOW fréquente au minimum le fondamental 1 mais ne sait ni lire ni comprendre la langue française, prière de corriger ou de confirmer avec le QG merci. Avertissement!! MOUHAMED GHALY SOW fréquente au minimum la troisième année de fondamental 1 mais ne sait pas écrire, prière de corriger ou confirmer avec le QG.  Incohérence ! le montant payé de MOUHAMED GHALY SOW pour la cotisation est très faible . veuillez, s'il vous plait, confirmer ces informations avec le QG ou apporter les corrections nécessaires. Dans les milieux urbains c'est peu probable de voir une école dont les élèves ou étudiants ne dépensent pas en frais d'uniformes, prière de verifier pour MOUHAMED GHALY SOW et corriger ou confirmer avec le QG. Attention ! Le frais de scolarité (250 Fcfa) de MOUHAMED GHALY SOW en 4ème année de Primaire est relativement faible par rapport aux autres frais de scolarités observés dans cette zone. Prière de corriger ou de confirmer avec le QG. </w:t>
         <w:br/>
         <w:t xml:space="preserve">- Peu probable! MOUSSA BA  n'arrive pas  à comprendre un petit texte lu dans une langue locale (s02q03). Veuillez corriger ou donner des explications au QG. </w:t>
         <w:br/>
@@ -2157,7 +2180,7 @@
         <w:rPr>
           <w:sz w:val="20"/>
         </w:rPr>
-        <w:t>- Attention ! Le prix unitaire d'achat (75 Fcfa) de Patate douce en Pièce (Petit) est relativement faible par rapport aux autres prix observés dans cette zone. Prière de corriger ou de confirmer avec le QG. Avertissement!!! Le ménage a consommé 14 Pièce Moyen de Capitaine frais, cette quantité semble anormale pour une consommation des 7 derniers jours.Prière de corriger ou de confirmer avec le QG. Avertissement!!! Le ménage a consommé 28 Boite de tomate/Pot Moyen de Sucre en poudre , cette quantité semble anormale pour une consommation des 7 derniers jours.Prière de corriger ou de confirmer avec le QG. Avertissement!!! Le ménage a consommé 7 Paquet Tres petit de Thé en sachet, cette quantité semble anormale pour une consommation des 7 derniers jours.Prière de corriger ou de confirmer avec le QG. Avertissement!! le prix unitaire (100 Fcfa) de Thé en sachet (unité: Paquet) de taille Tres petit est très faible ou élevé. Prière de corriger ou de confirmer avec le QG. Avertissement!!! Le ménage a consommé 8 Pièce Tres petit de Carpe séchée, cette quantité semble anormale pour une consommation des 7 derniers jours.Prière de corriger ou de confirmer avec le QG. Avertissement!!!Le ménage a consommé 126 miche de Petit de Pain traditionnel (Baguette)  ce qui semble incoherent pour une consommation aucours des 7 derniers jours, prière de verifier et corriger. Avertissement!!!Le ménage a consommé 84 Cuillère de Petit de Café en poudre soluble  ce qui semble incoherent pour une consommation aucours des 7 derniers jours, prière de verifier et corriger.</w:t>
+        <w:t>- Attention ! Le prix unitaire d'achat (100 Fcfa) de Poivron frais en Pièce (Petit) est relativement élevé par rapport aux autres prix observés dans cette zone. Prière de corriger ou de confirmer avec le QG. Attention ! Le prix unitaire d'achat (200 Fcfa) de Mayonnaise en Sachets (Petit) est relativement élevé par rapport aux autres prix observés dans cette zone. Prière de corriger ou de confirmer avec le QG. Attention ! Le prix unitaire d'achat (66.66666 Fcfa) de Oignon frais en Pièce (Petit) est relativement élevé par rapport aux autres prix observés dans cette zone. Prière de corriger ou de confirmer avec le QG. Attention ! Le prix unitaire d'achat (75 Fcfa) de Patate douce en Pièce (Petit) est relativement faible par rapport aux autres prix observés dans cette zone. Prière de corriger ou de confirmer avec le QG. Avertissement!!! Le ménage a consommé 14 Pièce Moyen de Capitaine frais, cette quantité semble anormale pour une consommation des 7 derniers jours.Prière de corriger ou de confirmer avec le QG. Avertissement!!! Le ménage a consommé 28 Boite de tomate/Pot Moyen de Sucre en poudre , cette quantité semble anormale pour une consommation des 7 derniers jours.Prière de corriger ou de confirmer avec le QG. Avertissement!!! Le ménage a consommé 7 Paquet Tres petit de Thé en sachet, cette quantité semble anormale pour une consommation des 7 derniers jours.Prière de corriger ou de confirmer avec le QG. Avertissement!! le prix unitaire (100 Fcfa) de Thé en sachet (unité: Paquet) de taille Tres petit est très faible ou élevé. Prière de corriger ou de confirmer avec le QG. Avertissement!!! Le ménage a consommé 8 Pièce Tres petit de Carpe séchée, cette quantité semble anormale pour une consommation des 7 derniers jours.Prière de corriger ou de confirmer avec le QG. Avertissement!!!Le ménage a consommé 126 miche de Petit de Pain traditionnel (Baguette)  ce qui semble incoherent pour une consommation aucours des 7 derniers jours, prière de verifier et corriger. Attention ! Le prix unitaire d'achat (105.5556 Fcfa) de Pain traditionnel (Baguette) en miche (Petit) est relativement élevé par rapport aux autres prix observés dans cette zone. Prière de corriger ou de confirmer avec le QG. Avertissement!!!Le ménage a consommé 84 Cuillère de Petit de Café en poudre soluble  ce qui semble incoherent pour une consommation aucours des 7 derniers jours, prière de verifier et corriger.</w:t>
       </w:r>
     </w:p>
     <w:p>
@@ -2242,6 +2265,27 @@
           <w:sz w:val="20"/>
         </w:rPr>
         <w:t>- le montant supporté par le ménage pour cette source d’énergie au cours des 30 derniers jours semble élevé, prière de confirmer ou corriger.</w:t>
+      </w:r>
+    </w:p>
+    <w:p>
+      <w:r>
+        <w:rPr>
+          <w:b/>
+          <w:color w:val="4672C4"/>
+          <w:sz w:val="22"/>
+        </w:rPr>
+        <w:t>&gt;&gt; Section12 - Actifs du menage</w:t>
+      </w:r>
+    </w:p>
+    <w:p>
+      <w:pPr>
+        <w:ind w:left="283"/>
+      </w:pPr>
+      <w:r>
+        <w:rPr>
+          <w:sz w:val="20"/>
+        </w:rPr>
+        <w:t>- Attention ! Ventilateur sur pied a été achété à 35000 Fcfa est relativement élevé par rapport aux autres prix d'achat observés dans cette zone. Prière de corriger ou de confirmer avec le QG.</w:t>
       </w:r>
     </w:p>
     <w:p>
@@ -2652,7 +2696,7 @@
         <w:rPr>
           <w:sz w:val="20"/>
         </w:rPr>
-        <w:t>- Il est obligatoire de prendre les coordonnées Gps avant d'administrer le questionnaire. Prière de prendre les coordonnées GPS.</w:t>
+        <w:t>- Le questionnaire semble ne pas être complètement fini mais le questionnaire est en statut complet, prière de compléter le questionnaire. Il est obligatoire de prendre les coordonnées Gps avant d'administrer le questionnaire. Prière de prendre les coordonnées GPS.</w:t>
       </w:r>
     </w:p>
     <w:p>
@@ -3195,7 +3239,7 @@
         <w:rPr>
           <w:sz w:val="20"/>
         </w:rPr>
-        <w:t>- Il est obligatoire de prendre les coordonnées Gps avant d'administrer le questionnaire. Prière de prendre les coordonnées GPS.</w:t>
+        <w:t>- Le questionnaire semble ne pas être complètement fini mais le questionnaire est en statut complet, prière de compléter le questionnaire. Il est obligatoire de prendre les coordonnées Gps avant d'administrer le questionnaire. Prière de prendre les coordonnées GPS.</w:t>
       </w:r>
     </w:p>
     <w:p>
@@ -3283,7 +3327,7 @@
         <w:rPr>
           <w:sz w:val="20"/>
         </w:rPr>
-        <w:t>- Avertissement!!! Le ménage a consommé 14 Verre ( à thé) taille unique de Sucre en poudre , cette quantité semble anormale pour une consommation des 7 derniers jours.Prière de corriger ou de confirmer avec le QG. Incohérence!! Dans ce ménage, chaque individus consomme par jour 75.76952 Kg  de cereale; Prière de revoir les quantités prises de ces produits.</w:t>
+        <w:t>- Attention ! Le prix unitaire d'achat (200 Fcfa) de Feuilles de Epinar en Tas (Moyen) est relativement élevé par rapport aux autres prix observés dans cette zone. Prière de corriger ou de confirmer avec le QG. Avertissement!!! Le ménage a consommé 14 Verre ( à thé) taille unique de Sucre en poudre , cette quantité semble anormale pour une consommation des 7 derniers jours.Prière de corriger ou de confirmer avec le QG. Incohérence!! Dans ce ménage, chaque individus consomme par jour 143.6443 Kg  de cereale; Prière de revoir les quantités prises de ces produits.</w:t>
       </w:r>
     </w:p>
     <w:p>
@@ -3305,6 +3349,27 @@
           <w:sz w:val="20"/>
         </w:rPr>
         <w:t>- Il est difficile d'avoir un ménage qui n'a effectué aucune des dépenses mentionnées au cours de 7 derniers jours, prière de revoir la section 9B pour ce ménage.</w:t>
+      </w:r>
+    </w:p>
+    <w:p>
+      <w:r>
+        <w:rPr>
+          <w:b/>
+          <w:color w:val="4672C4"/>
+          <w:sz w:val="22"/>
+        </w:rPr>
+        <w:t>&gt;&gt; Section9c - Depenses non-alimentaires - 30 jours</w:t>
+      </w:r>
+    </w:p>
+    <w:p>
+      <w:pPr>
+        <w:ind w:left="283"/>
+      </w:pPr>
+      <w:r>
+        <w:rPr>
+          <w:sz w:val="20"/>
+        </w:rPr>
+        <w:t>- La dernière fois que vous avez acheté Frais de mouture des céréales est CHEZ LE MOULIN et semble exister dans les modalités, prière de prendre attache avec le QG pour plus d'explication afin de la classer bien.</w:t>
       </w:r>
     </w:p>
     <w:p>
@@ -3724,7 +3789,7 @@
         <w:rPr>
           <w:sz w:val="20"/>
         </w:rPr>
-        <w:t>- Il est obligatoire de prendre les coordonnées Gps avant d'administrer le questionnaire. Prière de prendre les coordonnées GPS.</w:t>
+        <w:t>- Le questionnaire semble ne pas être complètement fini mais le questionnaire est en statut complet, prière de compléter le questionnaire. Il est obligatoire de prendre les coordonnées Gps avant d'administrer le questionnaire. Prière de prendre les coordonnées GPS.</w:t>
       </w:r>
     </w:p>
     <w:p>
@@ -3776,7 +3841,7 @@
         <w:rPr>
           <w:sz w:val="20"/>
         </w:rPr>
-        <w:t>- Attention ! Le prix unitaire d'achat (1000 Fcfa) de Macaroni en Kg (taille unique) est relativement élevé par rapport aux autres prix observés dans cette zone. Prière de corriger ou de confirmer avec le QG. Attention ! Le prix unitaire d'achat (250 Fcfa) de Huile de soja  en Louche traditionnelle (Moyen) est relativement faible par rapport aux autres prix observés dans cette zone. Prière de corriger ou de confirmer avec le QG. Avertissement!!!Le ménage a consommé 45 Verre ( à thé) de taille unique de Sucre en poudre   ce qui semble incoherent pour une consommation aucours des 7 derniers jours, prière de verifier et corriger. Avertissement!!! Le ménage a consommé 45 Verre ( à thé) taille unique de Sucre en poudre , cette quantité semble anormale pour une consommation des 7 derniers jours.Prière de corriger ou de confirmer avec le QG. Avertissement!!!Le ménage a consommé 49 Cuillère de Tres petit de Café en poudre soluble  ce qui semble incoherent pour une consommation aucours des 7 derniers jours, prière de verifier et corriger. Incohérence!! Dans ce ménage, chaque individus consomme par jour 34.66776 Kg  de cereale; Prière de revoir les quantités prises de ces produits. Incohérence!! Dans ce ménage, chaque individus consomme par jour 34.66776 Kg  de cereale; Prière de revoir les quantités prises de ces produits.</w:t>
+        <w:t>- Attention ! Le prix unitaire d'achat (1000 Fcfa) de Macaroni en Kg (taille unique) est relativement élevé par rapport aux autres prix observés dans cette zone. Prière de corriger ou de confirmer avec le QG. Attention ! Le prix unitaire d'achat (200 Fcfa) de Patate douce en Morceau (Portion) (Moyen) est relativement élevé par rapport aux autres prix observés dans cette zone. Prière de corriger ou de confirmer avec le QG. Attention ! Le prix unitaire d'achat (50 Fcfa) de Cube alimentaire (Maggi, Jumbo, ) en Cube (Moyen) est relativement élevé par rapport aux autres prix observés dans cette zone. Prière de corriger ou de confirmer avec le QG. Avertissement!!!Le ménage a consommé 45 Verre ( à thé) de taille unique de Sucre en poudre   ce qui semble incoherent pour une consommation aucours des 7 derniers jours, prière de verifier et corriger. Avertissement!!! Le ménage a consommé 45 Verre ( à thé) taille unique de Sucre en poudre , cette quantité semble anormale pour une consommation des 7 derniers jours.Prière de corriger ou de confirmer avec le QG. Avertissement!!!Le ménage a consommé 49 Cuillère de Tres petit de Café en poudre soluble  ce qui semble incoherent pour une consommation aucours des 7 derniers jours, prière de verifier et corriger. Incohérence!! Dans ce ménage, chaque individus consomme par jour 56.22572 Kg  de cereale; Prière de revoir les quantités prises de ces produits. Incohérence!! Dans ce ménage, chaque individus consomme par jour 56.22572 Kg  de cereale; Prière de revoir les quantités prises de ces produits.</w:t>
       </w:r>
     </w:p>
     <w:p>
@@ -3798,6 +3863,27 @@
           <w:sz w:val="20"/>
         </w:rPr>
         <w:t>- Il est difficile d'avoir un ménage qui n'a effectué aucune des dépenses mentionnées au cours de 7 derniers jours, prière de revoir la section 9B pour ce ménage.</w:t>
+      </w:r>
+    </w:p>
+    <w:p>
+      <w:r>
+        <w:rPr>
+          <w:b/>
+          <w:color w:val="4672C4"/>
+          <w:sz w:val="22"/>
+        </w:rPr>
+        <w:t>&gt;&gt; Section9c - Depenses non-alimentaires - 30 jours</w:t>
+      </w:r>
+    </w:p>
+    <w:p>
+      <w:pPr>
+        <w:ind w:left="283"/>
+      </w:pPr>
+      <w:r>
+        <w:rPr>
+          <w:sz w:val="20"/>
+        </w:rPr>
+        <w:t>- La dernière fois que vous avez acheté Salaire du personnel de maison (gardien, boy, chauffeur, cuisinier, etc. ) est DANS LA RUE et semble exister dans les modalités, prière de prendre attache avec le QG pour plus d'explication afin de la classer bien.</w:t>
       </w:r>
     </w:p>
     <w:p>
@@ -4185,6 +4271,27 @@
           <w:color w:val="4672C4"/>
           <w:sz w:val="22"/>
         </w:rPr>
+        <w:t>&gt;&gt; Section0 - Identification et renseignements de controle</w:t>
+      </w:r>
+    </w:p>
+    <w:p>
+      <w:pPr>
+        <w:ind w:left="283"/>
+      </w:pPr>
+      <w:r>
+        <w:rPr>
+          <w:sz w:val="20"/>
+        </w:rPr>
+        <w:t>- Le questionnaire semble ne pas être complètement fini mais le questionnaire est en statut complet, prière de compléter le questionnaire.</w:t>
+      </w:r>
+    </w:p>
+    <w:p>
+      <w:r>
+        <w:rPr>
+          <w:b/>
+          <w:color w:val="4672C4"/>
+          <w:sz w:val="22"/>
+        </w:rPr>
         <w:t>&gt;&gt; Section1 - Caracteristiques des membres</w:t>
       </w:r>
     </w:p>
@@ -4219,7 +4326,7 @@
         </w:rPr>
         <w:t xml:space="preserve">- Dans les milieux urbains c'est peu probable de voir une école dont les élèves ou étudiants ne dépensent pas en frais d'uniformes, prière de verifier pour OUMAR CAMARA et corriger ou confirmer avec le QG. </w:t>
         <w:br/>
-        <w:t xml:space="preserve">- Peu probable! ABDOUL NIANG  n'arrive pas  à comprendre un petit texte lu dans une langue locale (s02q03). Veuillez corriger ou donner des explications au QG. Peu probable! ABDOUL NIANG  ne sait ni lire, ni écrire, ni comprendre dans aucune des langues  (s02q01,s02q02,s02q03). Veuillez corriger ou donner des explications au QG. </w:t>
+        <w:t xml:space="preserve">- Peu probable! ABDOUL AZIZ NIANG  n'arrive pas  à comprendre un petit texte lu dans une langue locale (s02q03). Veuillez corriger ou donner des explications au QG. Peu probable! ABDOUL AZIZ NIANG  ne sait ni lire, ni écrire, ni comprendre dans aucune des langues  (s02q01,s02q02,s02q03). Veuillez corriger ou donner des explications au QG. </w:t>
         <w:br/>
         <w:t xml:space="preserve">- Peu probable! AMADOU CIRE DIA  n'arrive pas  à comprendre un petit texte lu dans une langue locale (s02q03). Veuillez corriger ou donner des explications au QG. Peu probable! AMADOU CIRE DIA  ne sait ni lire, ni écrire, ni comprendre dans aucune des langues  (s02q01,s02q02,s02q03). Veuillez corriger ou donner des explications au QG. Peu plausible AMADOU CIRE DIA fréquente au minimum le fondamental 1 mais ne sait ni lire ni comprendre la langue française, prière de corriger ou de confirmer avec le QG merci. Avertissement!! AMADOU CIRE DIA fréquente au minimum la troisième année de fondamental 1 mais ne sait pas écrire, prière de corriger ou confirmer avec le QG. Dans les milieux urbains c'est peu probable de voir une école dont les élèves ou étudiants ne dépensent pas en frais d'uniformes, prière de verifier pour AMADOU CIRE DIA et corriger ou confirmer avec le QG. </w:t>
         <w:br/>
@@ -4270,7 +4377,7 @@
           <w:color w:val="4672C4"/>
           <w:sz w:val="22"/>
         </w:rPr>
-        <w:t>&gt;&gt; Section4b - Emploi - Activite principale</w:t>
+        <w:t>&gt;&gt; Section7b - Consommation alimentaire - 7 jours</w:t>
       </w:r>
     </w:p>
     <w:p>
@@ -4281,49 +4388,7 @@
         <w:rPr>
           <w:sz w:val="20"/>
         </w:rPr>
-        <w:t>- ||  AvertissementABDOUL NIANG  travaille mais les questions relatives à son emploi principal ne sont pas renseignées à 100%, prière de les renseigner. Vous avez sélectionné l'option 'Ne sait pas' pour la catégorie socioprofessionnelle de ABDOUL NIANG ou vous ne l'avez pas renseigné. prière de corriger.</w:t>
-      </w:r>
-    </w:p>
-    <w:p>
-      <w:r>
-        <w:rPr>
-          <w:b/>
-          <w:color w:val="4672C4"/>
-          <w:sz w:val="22"/>
-        </w:rPr>
-        <w:t>&gt;&gt; Section7a2 - Repas pris a l'exterieur du menage</w:t>
-      </w:r>
-    </w:p>
-    <w:p>
-      <w:pPr>
-        <w:ind w:left="283"/>
-      </w:pPr>
-      <w:r>
-        <w:rPr>
-          <w:sz w:val="20"/>
-        </w:rPr>
-        <w:t>- La section sur le repas pris à l'extérieur du ménage du membre ABDOUL NIANG n'est pas renseignée à 100 %. Prière de vérifier l'ensemble des questions relatives à ce membre et de les renseigner en totalité.</w:t>
-      </w:r>
-    </w:p>
-    <w:p>
-      <w:r>
-        <w:rPr>
-          <w:b/>
-          <w:color w:val="4672C4"/>
-          <w:sz w:val="22"/>
-        </w:rPr>
-        <w:t>&gt;&gt; Section7b - Consommation alimentaire - 7 jours</w:t>
-      </w:r>
-    </w:p>
-    <w:p>
-      <w:pPr>
-        <w:ind w:left="283"/>
-      </w:pPr>
-      <w:r>
-        <w:rPr>
-          <w:sz w:val="20"/>
-        </w:rPr>
-        <w:t>- Avertissement!!! Le ménage a consommé 7 Paquet Tres petit de Thé en sachet, cette quantité semble anormale pour une consommation des 7 derniers jours.Prière de corriger ou de confirmer avec le QG. Avertissement!! le prix unitaire (100 Fcfa) de Thé en sachet (unité: Paquet) de taille Tres petit est très faible ou élevé. Prière de corriger ou de confirmer avec le QG. Avertissement!!! Le ménage a consommé 8 Pièce Tres petit de Carpe séchée, cette quantité semble anormale pour une consommation des 7 derniers jours.Prière de corriger ou de confirmer avec le QG. Avertissement!!!Le ménage a consommé 63 Cuillère de Petit de Café en poudre soluble  ce qui semble incoherent pour une consommation aucours des 7 derniers jours, prière de verifier et corriger. Le prix d'achat unitaire (4.166667 Fcfa) de Piment séché en Sachets de taille Tres petit  est invraisemblable, prière de regarder les reponses prises dans les questions s07bq07a s07bq07b s07bq07c s07bq08 pour mieux corriger.</w:t>
+        <w:t>- Avertissement!!! Le ménage a consommé 7 Paquet Tres petit de Thé en sachet, cette quantité semble anormale pour une consommation des 7 derniers jours.Prière de corriger ou de confirmer avec le QG. Avertissement!! le prix unitaire (100 Fcfa) de Thé en sachet (unité: Paquet) de taille Tres petit est très faible ou élevé. Prière de corriger ou de confirmer avec le QG. Avertissement!!! Le ménage a consommé 8 Pièce Tres petit de Carpe séchée, cette quantité semble anormale pour une consommation des 7 derniers jours.Prière de corriger ou de confirmer avec le QG. Avertissement!!!Le ménage a consommé 49 Boite de tomate/Pot de Moyen de Riz local Gambiaka  ce qui semble incoherent pour une consommation aucours des 7 derniers jours, prière de verifier et corriger. Avertissement!!!Le ménage a consommé 70 Cuillère de Petit de Café en poudre soluble  ce qui semble incoherent pour une consommation aucours des 7 derniers jours, prière de verifier et corriger.</w:t>
       </w:r>
     </w:p>
     <w:p>
@@ -4387,6 +4452,27 @@
           <w:sz w:val="20"/>
         </w:rPr>
         <w:t>- Difficile pour un ménage de ne pas avoir effectué de dépenses au cours de 3 derniers mois sur les produits/services cités (Section 9D), prière de revoir la section pour ce ménage.</w:t>
+      </w:r>
+    </w:p>
+    <w:p>
+      <w:r>
+        <w:rPr>
+          <w:b/>
+          <w:color w:val="4672C4"/>
+          <w:sz w:val="22"/>
+        </w:rPr>
+        <w:t>&gt;&gt; Section10b - caracteristiques entreprise non agricole</w:t>
+      </w:r>
+    </w:p>
+    <w:p>
+      <w:pPr>
+        <w:ind w:left="283"/>
+      </w:pPr>
+      <w:r>
+        <w:rPr>
+          <w:sz w:val="20"/>
+        </w:rPr>
+        <w:t>- Le montant obtenus sur les services rendus par l'entreprise CONFECTION DE VÊTEMENT au cours des 30 derniers jours ou durant le dernier mois où l'entreprise a fonctionné n'a pas été renseigné, prière de mettre de 0 si l'entreprise n'a pas rendu de service. Prière de renseigner les montants dans les champs (s10q46 s10q47 s10q48 s10q49 s10q50 s10q51 s10q52 s10q53 s10q54 s10q55 s10q56 s10q57), mettre 0 si l'entreprise CONFECTION DE VÊTEMENT n'a pas effectué des dépenses ou faire des reventes des marchandises ou des produits ou rendre de service.</w:t>
       </w:r>
     </w:p>
     <w:p>
@@ -4841,6 +4927,27 @@
           <w:color w:val="4672C4"/>
           <w:sz w:val="22"/>
         </w:rPr>
+        <w:t>&gt;&gt; Section1 - Caracteristiques des membres</w:t>
+      </w:r>
+    </w:p>
+    <w:p>
+      <w:pPr>
+        <w:ind w:left="283"/>
+      </w:pPr>
+      <w:r>
+        <w:rPr>
+          <w:sz w:val="20"/>
+        </w:rPr>
+        <w:t>- La raison principale pour laquelle que FATOU  NIANG est venu vivre dans cette localité est ENFANTS  CONFIÉ À SA GRANDE MÈRE et semble exister dans les modalités, prière de prendre attache avec le QG pour plus d'explication afin de la classer bien.</w:t>
+      </w:r>
+    </w:p>
+    <w:p>
+      <w:r>
+        <w:rPr>
+          <w:b/>
+          <w:color w:val="4672C4"/>
+          <w:sz w:val="22"/>
+        </w:rPr>
         <w:t>&gt;&gt; Section2 - Education</w:t>
       </w:r>
     </w:p>
@@ -4925,7 +5032,7 @@
         <w:rPr>
           <w:sz w:val="20"/>
         </w:rPr>
-        <w:t>- Attention ! Le prix unitaire d'achat (1000 Fcfa) de Lait caillé en Sachets (Moyen) est relativement élevé par rapport aux autres prix observés dans cette zone. Prière de corriger ou de confirmer avec le QG. Attention ! Le prix unitaire d'achat (200 Fcfa) de Choux en Morceau (Portion) (Petit) est relativement élevé par rapport aux autres prix observés dans cette zone. Prière de corriger ou de confirmer avec le QG. Attention ! Le prix unitaire d'achat (2500 Fcfa) de Lait en poudre en Sachets (Moyen) est relativement élevé par rapport aux autres prix observés dans cette zone. Prière de corriger ou de confirmer avec le QG. Attention ! Le prix unitaire d'achat (312.5 Fcfa) de Cube alimentaire (Maggi, Jumbo, ) en Cube (Petit) est relativement élevé par rapport aux autres prix observés dans cette zone. Prière de corriger ou de confirmer avec le QG. Attention ! Le prix unitaire d'achat (50 Fcfa) de Poivre en Sachets (Tres petit) est relativement élevé par rapport aux autres prix observés dans cette zone. Prière de corriger ou de confirmer avec le QG. Avertissement!!! Le ménage a consommé 13 Pièce Petit de Capitaine frais, cette quantité semble anormale pour une consommation des 7 derniers jours.Prière de corriger ou de confirmer avec le QG. Avertissement!!! Le ménage a consommé 17 Sachets Petit de Sucre en poudre , cette quantité semble anormale pour une consommation des 7 derniers jours.Prière de corriger ou de confirmer avec le QG. Avertissement!!! Le ménage a consommé 7 Paquet Petit de Thé en sachet, cette quantité semble anormale pour une consommation des 7 derniers jours.Prière de corriger ou de confirmer avec le QG. Avertissement!! le prix unitaire (100 Fcfa) de Thé en sachet (unité: Paquet) de taille Petit est très faible ou élevé. Prière de corriger ou de confirmer avec le QG.</w:t>
+        <w:t>- Attention ! Le prix unitaire d'achat (1000 Fcfa) de Lait caillé en Sachets (Moyen) est relativement élevé par rapport aux autres prix observés dans cette zone. Prière de corriger ou de confirmer avec le QG. Attention ! Le prix unitaire d'achat (2200 Fcfa) de Café en poudre soluble en Boite (Autre que la boite/pot de tomate) (Petit) est relativement élevé par rapport aux autres prix observés dans cette zone. Prière de corriger ou de confirmer avec le QG. Attention ! Le prix unitaire d'achat (2500 Fcfa) de Lait en poudre en Sachets (Moyen) est relativement élevé par rapport aux autres prix observés dans cette zone. Prière de corriger ou de confirmer avec le QG. Attention ! Le prix unitaire d'achat (312.5 Fcfa) de Cube alimentaire (Maggi, Jumbo, ) en Cube (Petit) est relativement élevé par rapport aux autres prix observés dans cette zone. Prière de corriger ou de confirmer avec le QG. Attention ! Le prix unitaire d'achat (50 Fcfa) de Poivre en Sachets (Tres petit) est relativement élevé par rapport aux autres prix observés dans cette zone. Prière de corriger ou de confirmer avec le QG. Avertissement!!! Le ménage a consommé 13 Pièce Petit de Capitaine frais, cette quantité semble anormale pour une consommation des 7 derniers jours.Prière de corriger ou de confirmer avec le QG. Avertissement!!! Le ménage a consommé 17 Sachets Petit de Sucre en poudre , cette quantité semble anormale pour une consommation des 7 derniers jours.Prière de corriger ou de confirmer avec le QG. Avertissement!!! Le ménage a consommé 7 Paquet Petit de Thé en sachet, cette quantité semble anormale pour une consommation des 7 derniers jours.Prière de corriger ou de confirmer avec le QG. Avertissement!! le prix unitaire (100 Fcfa) de Thé en sachet (unité: Paquet) de taille Petit est très faible ou élevé. Prière de corriger ou de confirmer avec le QG.</w:t>
       </w:r>
     </w:p>
     <w:p>
@@ -5424,8 +5531,6 @@
         <w:br/>
         <w:t xml:space="preserve">- Peu probable! AMADOU SAIDOU SY  n'arrive pas  à comprendre un petit texte lu dans une langue locale (s02q03). Veuillez corriger ou donner des explications au QG. </w:t>
         <w:br/>
-        <w:t xml:space="preserve">- Peu probable! AMADOU SY  n'arrive pas  à comprendre un petit texte lu dans une langue locale (s02q03). Veuillez corriger ou donner des explications au QG. </w:t>
-        <w:br/>
         <w:t xml:space="preserve">- Peu probable! BOUBOU SY  n'arrive pas  à comprendre un petit texte lu dans une langue locale (s02q03). Veuillez corriger ou donner des explications au QG. </w:t>
         <w:br/>
         <w:t xml:space="preserve">- Peu probable! DEMBA CAMARA  n'arrive pas  à comprendre un petit texte lu dans une langue locale (s02q03). Veuillez corriger ou donner des explications au QG. </w:t>
@@ -5523,7 +5628,7 @@
         <w:rPr>
           <w:sz w:val="20"/>
         </w:rPr>
-        <w:t>- Attention ! Le prix unitaire d'achat (200 Fcfa) de Sucre en poudre  en Sachets (Petit) est relativement élevé par rapport aux autres prix observés dans cette zone. Prière de corriger ou de confirmer avec le QG. Incohérence!! Dans ce ménage, chaque individus consomme par jour 9.476429 Kg  de cereale; Prière de revoir les quantités prises de ces produits.</w:t>
+        <w:t>- Attention ! Le prix unitaire d'achat (200 Fcfa) de Sucre en poudre  en Sachets (Petit) est relativement élevé par rapport aux autres prix observés dans cette zone. Prière de corriger ou de confirmer avec le QG. Incohérence!! Dans ce ménage, chaque individus consomme par jour 18.45857 Kg  de cereale; Prière de revoir les quantités prises de ces produits.</w:t>
       </w:r>
     </w:p>
     <w:p>
@@ -6106,7 +6211,7 @@
         <w:rPr>
           <w:sz w:val="20"/>
         </w:rPr>
-        <w:t>- Attention ! Le prix unitaire d'achat (200 Fcfa) de Choux en Morceau (Portion) (Petit) est relativement élevé par rapport aux autres prix observés dans cette zone. Prière de corriger ou de confirmer avec le QG. Attention ! Le prix unitaire d'achat (4500 Fcfa) de Lait en poudre en Kg (taille unique) est relativement élevé par rapport aux autres prix observés dans cette zone. Prière de corriger ou de confirmer avec le QG. Avertissement!!! Le ménage a consommé 10 Pièce Petit de Carpe séchée, cette quantité semble anormale pour une consommation des 7 derniers jours.Prière de corriger ou de confirmer avec le QG. Avertissement!!! Le ménage a consommé 18 Tas Petit de Capitaine frais, cette quantité semble anormale pour une consommation des 7 derniers jours.Prière de corriger ou de confirmer avec le QG. Avertissement!!! Le ménage a consommé 23 Verre ( à thé) taille unique de Sucre en poudre , cette quantité semble anormale pour une consommation des 7 derniers jours.Prière de corriger ou de confirmer avec le QG. Avertissement!!! Le ménage a consommé 9 Paquet Petit de Thé en sachet, cette quantité semble anormale pour une consommation des 7 derniers jours.Prière de corriger ou de confirmer avec le QG. Avertissement!! le prix unitaire (100 Fcfa) de Thé en sachet (unité: Paquet) de taille Petit est très faible ou élevé. Prière de corriger ou de confirmer avec le QG.</w:t>
+        <w:t>- Attention ! Le prix unitaire d'achat (100 Fcfa) de Oignon frais en Pièce (Petit) est relativement élevé par rapport aux autres prix observés dans cette zone. Prière de corriger ou de confirmer avec le QG. Attention ! Le prix unitaire d'achat (900 Fcfa) de Lait en poudre en Kg (taille unique) est relativement faible par rapport aux autres prix observés dans cette zone. Prière de corriger ou de confirmer avec le QG. Avertissement!!! Le ménage a consommé 10 Pièce Petit de Carpe séchée, cette quantité semble anormale pour une consommation des 7 derniers jours.Prière de corriger ou de confirmer avec le QG. Avertissement!!! Le ménage a consommé 18 Tas Petit de Capitaine frais, cette quantité semble anormale pour une consommation des 7 derniers jours.Prière de corriger ou de confirmer avec le QG. Avertissement!!! Le ménage a consommé 23 Verre ( à thé) taille unique de Sucre en poudre , cette quantité semble anormale pour une consommation des 7 derniers jours.Prière de corriger ou de confirmer avec le QG. Avertissement!!! Le ménage a consommé 9 Paquet Petit de Thé en sachet, cette quantité semble anormale pour une consommation des 7 derniers jours.Prière de corriger ou de confirmer avec le QG. Avertissement!! le prix unitaire (100 Fcfa) de Thé en sachet (unité: Paquet) de taille Petit est très faible ou élevé. Prière de corriger ou de confirmer avec le QG.</w:t>
       </w:r>
     </w:p>
     <w:p>
@@ -6547,7 +6652,7 @@
         <w:rPr>
           <w:sz w:val="20"/>
         </w:rPr>
-        <w:t>- Il est obligatoire de prendre les coordonnées Gps avant d'administrer le questionnaire. Prière de prendre les coordonnées GPS.</w:t>
+        <w:t>- Le questionnaire semble ne pas être complètement fini mais le questionnaire est en statut complet, prière de compléter le questionnaire. Il est obligatoire de prendre les coordonnées Gps avant d'administrer le questionnaire. Prière de prendre les coordonnées GPS.</w:t>
       </w:r>
     </w:p>
     <w:p>
@@ -6658,9 +6763,9 @@
         <w:rPr>
           <w:sz w:val="20"/>
         </w:rPr>
-        <w:t xml:space="preserve">- Le montant(15000 FCFA) des dépenses pour chaque visite prénatale de GUEDA BA semble faible (voir nul) ou élevé, prière de corriger. </w:t>
+        <w:t xml:space="preserve">- Avertissement! Le montant(400000 FCFA) des dépenses pour la dernière hospitalisation de AMINATA NDIAYE semble être faible ou élevé(s03q27), veuillez confirmer ou corriger avec le QG. Le montant(1000000 FCFA) des dépenses liées à l'accouchement de AMINATA NDIAYE est faible ou élevé, prière de corriger. Le montant(50000 FCFA) des dépenses pour chaque visite prénatale de AMINATA NDIAYE semble faible (voir nul) ou élevé, prière de corriger. </w:t>
         <w:br/>
-        <w:t>- Vous déclarez que AMINATA NDIAYE dans ce ménage s'est consulté dans un service de santé, ou chez un guérisseur au cours des 3 derniers mois sans hospitalisation (ne pas considérer les consultations prénatales) q13=Oui, mais vous avez pris NSP partout de la question q14 à q21. Avertissement! Le montant(400000 FCFA) des dépenses pour la dernière hospitalisation de AMINATA NDIAYE semble être faible ou élevé(s03q27), veuillez confirmer ou corriger avec le QG. Le montant(1000000 FCFA) des dépenses liées à l'accouchement de AMINATA NDIAYE est faible ou élevé, prière de corriger. Le montant(50000 FCFA) des dépenses pour chaque visite prénatale de AMINATA NDIAYE semble faible (voir nul) ou élevé, prière de corriger.</w:t>
+        <w:t>- Le montant(15000 FCFA) des dépenses pour chaque visite prénatale de GUEDA BA semble faible (voir nul) ou élevé, prière de corriger.</w:t>
       </w:r>
     </w:p>
     <w:p>
@@ -6725,7 +6830,7 @@
         <w:rPr>
           <w:sz w:val="20"/>
         </w:rPr>
-        <w:t>- Attention ! Le prix unitaire d'achat (1000 Fcfa) de Oignon frais en Kg (taille unique) est relativement élevé par rapport aux autres prix observés dans cette zone. Prière de corriger ou de confirmer avec le QG. Avertissement!! La quantité (14 litre) du produit Huile de soja  consommée  par le ménage semble très élevé, prière de corriger ou confirmer avec le QG. Avertissement!!! Le ménage a consommé 14 Kg taille unique de Silure frais, cette quantité semble anormale pour une consommation des 7 derniers jours.Prière de corriger ou de confirmer avec le QG. Avertissement!!! Le ménage a consommé 14 Paquet Moyen de Thé en sachet, cette quantité semble anormale pour une consommation des 7 derniers jours.Prière de corriger ou de confirmer avec le QG. Avertissement!! le prix unitaire (100 Fcfa) de Thé en sachet (unité: Paquet) de taille Moyen est très faible ou élevé. Prière de corriger ou de confirmer avec le QG. Avertissement!!! Le ménage a consommé 35 Pièce Moyen de Poivron frais, cette quantité semble anormale pour une consommation des 7 derniers jours.Prière de corriger ou de confirmer avec le QG. Avertissement!!! Le ménage a consommé 42 Cube Grand de Cube alimentaire (Maggi, Jumbo, ), cette quantité semble anormale pour une consommation des 7 derniers jours.Prière de corriger ou de confirmer avec le QG. Avertissement!!!Le ménage a consommé 49 Cuillère de Tres petit de Café moulu  ce qui semble incoherent pour une consommation aucours des 7 derniers jours, prière de verifier et corriger. Avertissement!!!Le ménage a consommé 49 Sachets de Tres petit de Feuilles de Epinar  ce qui semble incoherent pour une consommation aucours des 7 derniers jours, prière de verifier et corriger. Avertissement!!! Le ménage a consommé 49 Sachets Tres petit de Feuilles de Epinar, cette quantité semble anormale pour une consommation des 7 derniers jours.Prière de corriger ou de confirmer avec le QG. Avertissement!!!Le ménage a consommé 70 Verre ( à thé) de taille unique de Sucre en poudre   ce qui semble incoherent pour une consommation aucours des 7 derniers jours, prière de verifier et corriger. Avertissement!!! Le ménage a consommé 70 Verre ( à thé) taille unique de Sucre en poudre , cette quantité semble anormale pour une consommation des 7 derniers jours.Prière de corriger ou de confirmer avec le QG. Avertissement!!!Le ménage a consommé 84 Kg de taille unique de Riz local fumé (malo-woussou)  ce qui semble incoherent pour une consommation aucours des 7 derniers jours, prière de verifier et corriger. Incohérence!! Dans ce ménage, chaque individus consomme par jour 8.691746 Kg  de cereale; Prière de revoir les quantités prises de ces produits. Avertissement!!!Le ménage a consommé 91 miche de Moyen de Pain traditionnel (Baguette)  ce qui semble incoherent pour une consommation aucours des 7 derniers jours, prière de verifier et corriger. Incohérence!! Dans ce ménage, chaque individus consomme par jour 8.691746 Kg  de cereale; Prière de revoir les quantités prises de ces produits.</w:t>
+        <w:t>- Attention ! Le prix unitaire d'achat (100 Fcfa) de Piment frais en Pièce (Moyen) est relativement élevé par rapport aux autres prix observés dans cette zone. Prière de corriger ou de confirmer avec le QG. Avertissement!! La quantité (14 litre) du produit Huile de soja  consommée  par le ménage semble très élevé, prière de corriger ou confirmer avec le QG. Avertissement!!! Le ménage a consommé 14 Kg taille unique de Silure frais, cette quantité semble anormale pour une consommation des 7 derniers jours.Prière de corriger ou de confirmer avec le QG. Avertissement!!! Le ménage a consommé 14 Paquet Moyen de Thé en sachet, cette quantité semble anormale pour une consommation des 7 derniers jours.Prière de corriger ou de confirmer avec le QG. Avertissement!! le prix unitaire (100 Fcfa) de Thé en sachet (unité: Paquet) de taille Moyen est très faible ou élevé. Prière de corriger ou de confirmer avec le QG. Avertissement!!! Le ménage a consommé 35 Pièce Moyen de Poivron frais, cette quantité semble anormale pour une consommation des 7 derniers jours.Prière de corriger ou de confirmer avec le QG. Avertissement!!! Le ménage a consommé 42 Cube Grand de Cube alimentaire (Maggi, Jumbo, ), cette quantité semble anormale pour une consommation des 7 derniers jours.Prière de corriger ou de confirmer avec le QG. Avertissement!!!Le ménage a consommé 49 Cuillère de Tres petit de Café moulu  ce qui semble incoherent pour une consommation aucours des 7 derniers jours, prière de verifier et corriger. Avertissement!!!Le ménage a consommé 49 Sachets de Tres petit de Feuilles de Epinar  ce qui semble incoherent pour une consommation aucours des 7 derniers jours, prière de verifier et corriger. Avertissement!!! Le ménage a consommé 49 Sachets Tres petit de Feuilles de Epinar, cette quantité semble anormale pour une consommation des 7 derniers jours.Prière de corriger ou de confirmer avec le QG. Avertissement!!!Le ménage a consommé 70 Verre ( à thé) de taille unique de Sucre en poudre   ce qui semble incoherent pour une consommation aucours des 7 derniers jours, prière de verifier et corriger. Avertissement!!! Le ménage a consommé 70 Verre ( à thé) taille unique de Sucre en poudre , cette quantité semble anormale pour une consommation des 7 derniers jours.Prière de corriger ou de confirmer avec le QG. Avertissement!!!Le ménage a consommé 84 Kg de taille unique de Riz local fumé (malo-woussou)  ce qui semble incoherent pour une consommation aucours des 7 derniers jours, prière de verifier et corriger. Incohérence!! Dans ce ménage, chaque individus consomme par jour 22.39344 Kg  de cereale; Prière de revoir les quantités prises de ces produits. Avertissement!!!Le ménage a consommé 91 miche de Moyen de Pain traditionnel (Baguette)  ce qui semble incoherent pour une consommation aucours des 7 derniers jours, prière de verifier et corriger. Incohérence!! Dans ce ménage, chaque individus consomme par jour 22.39344 Kg  de cereale; Prière de revoir les quantités prises de ces produits. Attention ! Le prix unitaire d'achat (14000 Fcfa) de Maïs en grain en Sac (50 Kg) (taille unique) est relativement élevé par rapport aux autres prix observés dans cette zone. Prière de corriger ou de confirmer avec le QG.</w:t>
       </w:r>
     </w:p>
     <w:p>
@@ -6767,6 +6872,10 @@
         <w:rPr>
           <w:sz w:val="20"/>
         </w:rPr>
+        <w:t xml:space="preserve">- La dernière fois que vous avez acheté Frais de mouture des céréales est CHEZ LE MOULIN et semble exister dans les modalités, prière de prendre attache avec le QG pour plus d'explication afin de la classer bien. </w:t>
+        <w:br/>
+        <w:t xml:space="preserve">-  La dernière fois que vous avez acheté Salaire du personnel de maison (gardien, boy, chauffeur, cuisinier, etc. ) est A DOMICILE et semble exister dans les modalités, prière de prendre attache avec le QG pour plus d'explication afin de la classer bien. </w:t>
+        <w:br/>
         <w:t>- Peu plausible! le montant de la dépense pour  Savon de toilette, shampoing semble trop élevé. Veuillez, s'il vous plaît, confirmer cette information avec le QG ou la corriger.</w:t>
       </w:r>
     </w:p>
@@ -7356,7 +7465,7 @@
         <w:rPr>
           <w:sz w:val="20"/>
         </w:rPr>
-        <w:t xml:space="preserve">- Dans les milieux urbains c'est peu probable de voir une école dont les élèves ou étudiants ne dépensent pas en frais d'uniformes, prière de verifier pour PENDA TOURE et corriger ou confirmer avec le QG. Attention ! Le frais de scolarité (1000 Fcfa) de PENDA TOURE en 5ème année de Primaire est relativement faible par rapport aux autres frais de scolarités observés dans cette zone. Prière de corriger ou de confirmer avec le QG. </w:t>
+        <w:t xml:space="preserve">- Dans les milieux urbains c'est peu probable de voir une école dont les élèves ou étudiants ne dépensent pas en frais d'uniformes, prière de verifier pour PENDA TOURE et corriger ou confirmer avec le QG. </w:t>
         <w:br/>
         <w:t xml:space="preserve">- Peu probable! ABDOULAYE TOURE  n'arrive pas  à comprendre un petit texte lu dans une langue locale (s02q03). Veuillez corriger ou donner des explications au QG. Peu probable! ABDOULAYE TOURE  ne sait ni lire, ni écrire, ni comprendre dans aucune des langues  (s02q01,s02q02,s02q03). Veuillez corriger ou donner des explications au QG. </w:t>
         <w:br/>
